--- a/text/manuscript/Supplementary_Information.docx
+++ b/text/manuscript/Supplementary_Information.docx
@@ -1,6 +1,6 @@
 
 <file path=word/document.xml><?xml version="1.0" encoding="utf-8"?>
-<w:document xmlns:wpc="http://schemas.microsoft.com/office/word/2010/wordprocessingCanvas" xmlns:cx="http://schemas.microsoft.com/office/drawing/2014/chartex" xmlns:cx1="http://schemas.microsoft.com/office/drawing/2015/9/8/chartex" xmlns:cx2="http://schemas.microsoft.com/office/drawing/2015/10/21/chartex" xmlns:cx3="http://schemas.microsoft.com/office/drawing/2016/5/9/chartex" xmlns:cx4="http://schemas.microsoft.com/office/drawing/2016/5/10/chartex" xmlns:cx5="http://schemas.microsoft.com/office/drawing/2016/5/11/chartex" xmlns:cx6="http://schemas.microsoft.com/office/drawing/2016/5/12/chartex" xmlns:cx7="http://schemas.microsoft.com/office/drawing/2016/5/13/chartex" xmlns:cx8="http://schemas.microsoft.com/office/drawing/2016/5/14/chartex" xmlns:mc="http://schemas.openxmlformats.org/markup-compatibility/2006" xmlns:m="http://schemas.openxmlformats.org/officeDocument/2006/math" xmlns:aink="http://schemas.microsoft.com/office/drawing/2016/ink" xmlns:am3d="http://schemas.microsoft.com/office/drawing/2017/model3d" xmlns:oel="http://schemas.microsoft.com/office/2019/extlst" xmlns:r="http://schemas.openxmlformats.org/officeDocument/2006/relationships" xmlns:wp14="http://schemas.microsoft.com/office/word/2010/wordprocessingDrawing" xmlns:wp="http://schemas.openxmlformats.org/drawingml/2006/wordprocessingDrawing" xmlns:wpg="http://schemas.microsoft.com/office/word/2010/wordprocessingGroup" xmlns:wpi="http://schemas.microsoft.com/office/word/2010/wordprocessingInk" xmlns:wps="http://schemas.microsoft.com/office/word/2010/wordprocessingShape" xmlns:o="urn:schemas-microsoft-com:office:office" xmlns:v="urn:schemas-microsoft-com:vml" xmlns:w10="urn:schemas-microsoft-com:office:word" xmlns:w="http://schemas.openxmlformats.org/wordprocessingml/2006/main" xmlns:w14="http://schemas.microsoft.com/office/word/2010/wordml" xmlns:w15="http://schemas.microsoft.com/office/word/2012/wordml" xmlns:w16cex="http://schemas.microsoft.com/office/word/2018/wordml/cex" xmlns:w16cid="http://schemas.microsoft.com/office/word/2016/wordml/cid" xmlns:w16="http://schemas.microsoft.com/office/word/2018/wordml" xmlns:w16sdtdh="http://schemas.microsoft.com/office/word/2020/wordml/sdtdatahash" xmlns:w16sdtfl="http://schemas.microsoft.com/office/word/2024/wordml/sdtformatlock" xmlns:w16se="http://schemas.microsoft.com/office/word/2015/wordml/symex" xmlns:w16du="http://schemas.microsoft.com/office/word/2023/wordml/word16du" xmlns:wne="http://schemas.microsoft.com/office/word/2006/wordml" mc:Ignorable="w14 w15 w16se w16cid w16 w16cex w16sdtdh w16sdtfl w16du wp14">
+<w:document xmlns:mc="http://schemas.openxmlformats.org/markup-compatibility/2006" xmlns:ns5="http://schemas.openxmlformats.org/drawingml/2006/main" xmlns:ns6="http://schemas.openxmlformats.org/drawingml/2006/picture" xmlns:r="http://schemas.openxmlformats.org/officeDocument/2006/relationships" xmlns:w="http://schemas.openxmlformats.org/wordprocessingml/2006/main" xmlns:w14="http://schemas.microsoft.com/office/word/2010/wordml" xmlns:wp="http://schemas.openxmlformats.org/drawingml/2006/wordprocessingDrawing" xmlns:wp14="http://schemas.microsoft.com/office/word/2010/wordprocessingDrawing" mc:Ignorable="w14 w15 w16se w16cid w16 w16cex w16sdtdh w16sdtfl w16du wp14">
   <w:body>
     <w:p>
       <w:pPr>
@@ -129,7 +129,7 @@
         <w:rPr>
           <w:color w:val="000000" w:themeColor="text1"/>
         </w:rPr>
-        <w:t xml:space="preserve">A total of 37 participants were enrolled in the study (mean age 29.68 ± 3.21 years, 21 females). Of these, four participants completed only a single session, leaving 33 participants who underwent the two-session procedure (mean age 30.1 ± 3.09 years, 18 females). Four participants encountered technical difficulties or requested to discontinue during the fMRI pain paradigm, resulting in the exclusion of their data from certain analyses. Nevertheless, their data were incorporated into the behavioral analysis. One participant had abnormal neurological findings that were discovered during the second scan and was excluded from the fMRI analyses. All participants had a minimum of 12 years of education, no reported psychiatric or neurological disorders (including ADHD), no current use of psychoactive drugs, and were native Hebrew speakers. </w:t>
+        <w:t xml:space="preserve">A total of 43 participants were included in the study (mean age 29.79 ± 3.45 years, 25 females). Of these, 30 participants completed the full two-session procedure (mean age 29.97 ± 3.08 years, 16 females), and 13 contributed placebo-session data only. Four participants encountered technical difficulties or requested to discontinue during the fMRI pain paradigm, resulting in the exclusion of their data from certain analyses. Nevertheless, their data were incorporated into the behavioral analysis. One participant had abnormal neurological findings that were discovered during the second scan and was excluded from the fMRI analyses. All participants had a minimum of 12 years of education, no reported psychiatric or neurological disorders (including ADHD), no current use of psychoactive drugs, and were native Hebrew speakers. </w:t>
       </w:r>
       <w:proofErr w:type="gramStart"/>
       <w:r>
@@ -157,7 +157,7 @@
         <w:rPr>
           <w:color w:val="000000" w:themeColor="text1"/>
         </w:rPr>
-        <w:t xml:space="preserve"> Medical Center institutional review board (IRB) committee guidelines ClinicalTrials.gov Identifier: NCT02037503. Participants received monetary compensation at a rate of 50 NIS per hour. Participants were recruited through social media advertisements, and the screening process aimed to ensure the inclusion of physically and mentally healthy individuals who met the MRI scanning criteria. To account for the ketamine infusion, individuals with psychotic disorders (including first-degree relatives with such diagnoses), cardiovascular disorders, frequent alcohol use (&gt; once a week), cannabis use (&gt; once a month), or other drug use (&gt; once every 3 months) were excluded. Sessions were separated by a mean of 24.0 ± 17.1 days. 16 participants reported prior ketamine use. </w:t>
+        <w:t xml:space="preserve"> Medical Center institutional review board (IRB) committee guidelines ClinicalTrials.gov Identifier: NCT02037503. Participants received monetary compensation at a rate of 50 NIS per hour. Participants were recruited through social media advertisements, and the screening process aimed to ensure the inclusion of physically and mentally healthy individuals who met the MRI scanning criteria. To account for the ketamine infusion, individuals with psychotic disorders (including first-degree relatives with such diagnoses), cardiovascular disorders, frequent alcohol use (&gt; once a week), cannabis use (&gt; once a month), or other drug use (&gt; once every 3 months) were excluded. Sessions were separated by a mean of 24.5 ± 22.5 days among participants who completed both sessions. Sixteen participants with available screening data reported prior ketamine use. </w:t>
       </w:r>
     </w:p>
     <w:p>
@@ -12051,33 +12051,33 @@
             <wp:effectExtent l="0" t="0" r="0" b="0"/>
             <wp:docPr id="406078124" name="Picture 1"/>
             <wp:cNvGraphicFramePr>
-              <a:graphicFrameLocks xmlns:a="http://schemas.openxmlformats.org/drawingml/2006/main" noChangeAspect="1"/>
+              <ns5:graphicFrameLocks noChangeAspect="1"/>
             </wp:cNvGraphicFramePr>
-            <a:graphic xmlns:a="http://schemas.openxmlformats.org/drawingml/2006/main">
-              <a:graphicData uri="http://schemas.openxmlformats.org/drawingml/2006/picture">
-                <pic:pic xmlns:pic="http://schemas.openxmlformats.org/drawingml/2006/picture">
-                  <pic:nvPicPr>
-                    <pic:cNvPr id="406078124" name=""/>
-                    <pic:cNvPicPr/>
-                  </pic:nvPicPr>
-                  <pic:blipFill>
-                    <a:blip r:embed="rId6"/>
-                    <a:stretch>
-                      <a:fillRect/>
-                    </a:stretch>
-                  </pic:blipFill>
-                  <pic:spPr>
-                    <a:xfrm>
-                      <a:off x="0" y="0"/>
-                      <a:ext cx="5733415" cy="4013200"/>
-                    </a:xfrm>
-                    <a:prstGeom prst="rect">
-                      <a:avLst/>
-                    </a:prstGeom>
-                  </pic:spPr>
-                </pic:pic>
-              </a:graphicData>
-            </a:graphic>
+            <ns5:graphic>
+              <ns5:graphicData uri="http://schemas.openxmlformats.org/drawingml/2006/picture">
+                <ns6:pic>
+                  <ns6:nvPicPr>
+                    <ns6:cNvPr id="406078124" name=""/>
+                    <ns6:cNvPicPr/>
+                  </ns6:nvPicPr>
+                  <ns6:blipFill>
+                    <ns5:blip r:embed="rId6"/>
+                    <ns5:stretch>
+                      <ns5:fillRect/>
+                    </ns5:stretch>
+                  </ns6:blipFill>
+                  <ns6:spPr>
+                    <ns5:xfrm>
+                      <ns5:off x="0" y="0"/>
+                      <ns5:ext cx="5733415" cy="4013200"/>
+                    </ns5:xfrm>
+                    <ns5:prstGeom prst="rect">
+                      <ns5:avLst/>
+                    </ns5:prstGeom>
+                  </ns6:spPr>
+                </ns6:pic>
+              </ns5:graphicData>
+            </ns5:graphic>
           </wp:inline>
         </w:drawing>
       </w:r>
@@ -14317,6 +14317,231 @@
           </w:p>
         </w:tc>
       </w:tr>
+      <w:tr>
+        <w:tc>
+          <w:tcPr>
+            <w:tcW w:w="3400" w:type="dxa"/>
+            <w:tcBorders>
+              <w:top w:val="single" w:sz="4" w:space="0" w:color="000000"/>
+              <w:left w:val="single" w:sz="4" w:space="0" w:color="000000"/>
+              <w:bottom w:val="single" w:sz="4" w:space="0" w:color="000000"/>
+              <w:right w:val="single" w:sz="4" w:space="0" w:color="000000"/>
+            </w:tcBorders>
+            <w:tcMar>
+              <w:top w:w="80" w:type="dxa"/>
+              <w:left w:w="120" w:type="dxa"/>
+              <w:bottom w:w="80" w:type="dxa"/>
+              <w:right w:w="120" w:type="dxa"/>
+            </w:tcMar>
+            <w:vAlign w:val="center"/>
+          </w:tcPr>
+          <w:p>
+            <w:pPr>
+              <w:rPr>
+                <w:color w:val="000000" w:themeColor="text1"/>
+              </w:rPr>
+            </w:pPr>
+            <w:r>
+              <w:rPr>
+                <w:color w:val="000000" w:themeColor="text1"/>
+              </w:rPr>
+              <w:t>Precuneus</w:t>
+            </w:r>
+          </w:p>
+        </w:tc>
+        <w:tc>
+          <w:tcPr>
+            <w:tcW w:w="700" w:type="dxa"/>
+            <w:tcBorders>
+              <w:top w:val="single" w:sz="4" w:space="0" w:color="000000"/>
+              <w:left w:val="single" w:sz="4" w:space="0" w:color="000000"/>
+              <w:bottom w:val="single" w:sz="4" w:space="0" w:color="000000"/>
+              <w:right w:val="single" w:sz="4" w:space="0" w:color="000000"/>
+            </w:tcBorders>
+            <w:tcMar>
+              <w:top w:w="80" w:type="dxa"/>
+              <w:left w:w="120" w:type="dxa"/>
+              <w:bottom w:w="80" w:type="dxa"/>
+              <w:right w:w="120" w:type="dxa"/>
+            </w:tcMar>
+            <w:vAlign w:val="center"/>
+          </w:tcPr>
+          <w:p>
+            <w:pPr>
+              <w:jc w:val="center"/>
+              <w:rPr>
+                <w:color w:val="000000" w:themeColor="text1"/>
+              </w:rPr>
+            </w:pPr>
+            <w:r>
+              <w:rPr>
+                <w:color w:val="000000" w:themeColor="text1"/>
+              </w:rPr>
+              <w:t/>
+            </w:r>
+          </w:p>
+        </w:tc>
+        <w:tc>
+          <w:tcPr>
+            <w:tcW w:w="950" w:type="dxa"/>
+            <w:tcBorders>
+              <w:top w:val="single" w:sz="4" w:space="0" w:color="000000"/>
+              <w:left w:val="single" w:sz="4" w:space="0" w:color="000000"/>
+              <w:bottom w:val="single" w:sz="4" w:space="0" w:color="000000"/>
+              <w:right w:val="single" w:sz="4" w:space="0" w:color="000000"/>
+            </w:tcBorders>
+            <w:tcMar>
+              <w:top w:w="80" w:type="dxa"/>
+              <w:left w:w="120" w:type="dxa"/>
+              <w:bottom w:w="80" w:type="dxa"/>
+              <w:right w:w="120" w:type="dxa"/>
+            </w:tcMar>
+            <w:vAlign w:val="center"/>
+          </w:tcPr>
+          <w:p>
+            <w:pPr>
+              <w:jc w:val="center"/>
+              <w:rPr>
+                <w:color w:val="000000" w:themeColor="text1"/>
+              </w:rPr>
+            </w:pPr>
+            <w:r>
+              <w:rPr>
+                <w:color w:val="000000" w:themeColor="text1"/>
+              </w:rPr>
+              <w:t>126</w:t>
+            </w:r>
+          </w:p>
+        </w:tc>
+        <w:tc>
+          <w:tcPr>
+            <w:tcW w:w="1050" w:type="dxa"/>
+            <w:tcBorders>
+              <w:top w:val="single" w:sz="4" w:space="0" w:color="000000"/>
+              <w:left w:val="single" w:sz="4" w:space="0" w:color="000000"/>
+              <w:bottom w:val="single" w:sz="4" w:space="0" w:color="000000"/>
+              <w:right w:val="single" w:sz="4" w:space="0" w:color="000000"/>
+            </w:tcBorders>
+            <w:tcMar>
+              <w:top w:w="80" w:type="dxa"/>
+              <w:left w:w="120" w:type="dxa"/>
+              <w:bottom w:w="80" w:type="dxa"/>
+              <w:right w:w="120" w:type="dxa"/>
+            </w:tcMar>
+            <w:vAlign w:val="center"/>
+          </w:tcPr>
+          <w:p>
+            <w:pPr>
+              <w:jc w:val="center"/>
+              <w:rPr>
+                <w:color w:val="000000" w:themeColor="text1"/>
+              </w:rPr>
+            </w:pPr>
+            <w:r>
+              <w:rPr>
+                <w:color w:val="000000" w:themeColor="text1"/>
+              </w:rPr>
+              <w:t>&lt;.001</w:t>
+            </w:r>
+          </w:p>
+        </w:tc>
+        <w:tc>
+          <w:tcPr>
+            <w:tcW w:w="820" w:type="dxa"/>
+            <w:tcBorders>
+              <w:top w:val="single" w:sz="4" w:space="0" w:color="000000"/>
+              <w:left w:val="single" w:sz="4" w:space="0" w:color="000000"/>
+              <w:bottom w:val="single" w:sz="4" w:space="0" w:color="000000"/>
+              <w:right w:val="single" w:sz="4" w:space="0" w:color="000000"/>
+            </w:tcBorders>
+            <w:tcMar>
+              <w:top w:w="80" w:type="dxa"/>
+              <w:left w:w="120" w:type="dxa"/>
+              <w:bottom w:w="80" w:type="dxa"/>
+              <w:right w:w="120" w:type="dxa"/>
+            </w:tcMar>
+            <w:vAlign w:val="center"/>
+          </w:tcPr>
+          <w:p>
+            <w:pPr>
+              <w:jc w:val="center"/>
+              <w:rPr>
+                <w:color w:val="000000" w:themeColor="text1"/>
+              </w:rPr>
+            </w:pPr>
+            <w:r>
+              <w:rPr>
+                <w:color w:val="000000" w:themeColor="text1"/>
+              </w:rPr>
+              <w:t>8</w:t>
+            </w:r>
+          </w:p>
+        </w:tc>
+        <w:tc>
+          <w:tcPr>
+            <w:tcW w:w="820" w:type="dxa"/>
+            <w:tcBorders>
+              <w:top w:val="single" w:sz="4" w:space="0" w:color="000000"/>
+              <w:left w:val="single" w:sz="4" w:space="0" w:color="000000"/>
+              <w:bottom w:val="single" w:sz="4" w:space="0" w:color="000000"/>
+              <w:right w:val="single" w:sz="4" w:space="0" w:color="000000"/>
+            </w:tcBorders>
+            <w:tcMar>
+              <w:top w:w="80" w:type="dxa"/>
+              <w:left w:w="120" w:type="dxa"/>
+              <w:bottom w:w="80" w:type="dxa"/>
+              <w:right w:w="120" w:type="dxa"/>
+            </w:tcMar>
+            <w:vAlign w:val="center"/>
+          </w:tcPr>
+          <w:p>
+            <w:pPr>
+              <w:jc w:val="center"/>
+              <w:rPr>
+                <w:color w:val="000000" w:themeColor="text1"/>
+              </w:rPr>
+            </w:pPr>
+            <w:r>
+              <w:rPr>
+                <w:color w:val="000000" w:themeColor="text1"/>
+              </w:rPr>
+              <w:t>−58</w:t>
+            </w:r>
+          </w:p>
+        </w:tc>
+        <w:tc>
+          <w:tcPr>
+            <w:tcW w:w="820" w:type="dxa"/>
+            <w:tcBorders>
+              <w:top w:val="single" w:sz="4" w:space="0" w:color="000000"/>
+              <w:left w:val="single" w:sz="4" w:space="0" w:color="000000"/>
+              <w:bottom w:val="single" w:sz="4" w:space="0" w:color="000000"/>
+              <w:right w:val="single" w:sz="4" w:space="0" w:color="000000"/>
+            </w:tcBorders>
+            <w:tcMar>
+              <w:top w:w="80" w:type="dxa"/>
+              <w:left w:w="120" w:type="dxa"/>
+              <w:bottom w:w="80" w:type="dxa"/>
+              <w:right w:w="120" w:type="dxa"/>
+            </w:tcMar>
+            <w:vAlign w:val="center"/>
+          </w:tcPr>
+          <w:p>
+            <w:pPr>
+              <w:jc w:val="center"/>
+              <w:rPr>
+                <w:color w:val="000000" w:themeColor="text1"/>
+              </w:rPr>
+            </w:pPr>
+            <w:r>
+              <w:rPr>
+                <w:color w:val="000000" w:themeColor="text1"/>
+              </w:rPr>
+              <w:t>42</w:t>
+            </w:r>
+          </w:p>
+        </w:tc>
+      </w:tr>
     </w:tbl>
     <w:p>
       <w:pPr>
@@ -20874,33 +21099,33 @@
             <wp:effectExtent l="0" t="0" r="0" b="0"/>
             <wp:docPr id="219955024" name="Picture 1"/>
             <wp:cNvGraphicFramePr>
-              <a:graphicFrameLocks xmlns:a="http://schemas.openxmlformats.org/drawingml/2006/main" noChangeAspect="1"/>
+              <ns5:graphicFrameLocks noChangeAspect="1"/>
             </wp:cNvGraphicFramePr>
-            <a:graphic xmlns:a="http://schemas.openxmlformats.org/drawingml/2006/main">
-              <a:graphicData uri="http://schemas.openxmlformats.org/drawingml/2006/picture">
-                <pic:pic xmlns:pic="http://schemas.openxmlformats.org/drawingml/2006/picture">
-                  <pic:nvPicPr>
-                    <pic:cNvPr id="219955024" name=""/>
-                    <pic:cNvPicPr/>
-                  </pic:nvPicPr>
-                  <pic:blipFill>
-                    <a:blip r:embed="rId7"/>
-                    <a:stretch>
-                      <a:fillRect/>
-                    </a:stretch>
-                  </pic:blipFill>
-                  <pic:spPr>
-                    <a:xfrm>
-                      <a:off x="0" y="0"/>
-                      <a:ext cx="3795294" cy="3253167"/>
-                    </a:xfrm>
-                    <a:prstGeom prst="rect">
-                      <a:avLst/>
-                    </a:prstGeom>
-                  </pic:spPr>
-                </pic:pic>
-              </a:graphicData>
-            </a:graphic>
+            <ns5:graphic>
+              <ns5:graphicData uri="http://schemas.openxmlformats.org/drawingml/2006/picture">
+                <ns6:pic>
+                  <ns6:nvPicPr>
+                    <ns6:cNvPr id="219955024" name=""/>
+                    <ns6:cNvPicPr/>
+                  </ns6:nvPicPr>
+                  <ns6:blipFill>
+                    <ns5:blip r:embed="rId7"/>
+                    <ns5:stretch>
+                      <ns5:fillRect/>
+                    </ns5:stretch>
+                  </ns6:blipFill>
+                  <ns6:spPr>
+                    <ns5:xfrm>
+                      <ns5:off x="0" y="0"/>
+                      <ns5:ext cx="3795294" cy="3253167"/>
+                    </ns5:xfrm>
+                    <ns5:prstGeom prst="rect">
+                      <ns5:avLst/>
+                    </ns5:prstGeom>
+                  </ns6:spPr>
+                </ns6:pic>
+              </ns5:graphicData>
+            </ns5:graphic>
           </wp:inline>
         </w:drawing>
       </w:r>
@@ -27948,33 +28173,33 @@
             <wp:effectExtent l="0" t="0" r="0" b="0"/>
             <wp:docPr id="1" name="image1.png"/>
             <wp:cNvGraphicFramePr/>
-            <a:graphic xmlns:a="http://schemas.openxmlformats.org/drawingml/2006/main">
-              <a:graphicData uri="http://schemas.openxmlformats.org/drawingml/2006/picture">
-                <pic:pic xmlns:pic="http://schemas.openxmlformats.org/drawingml/2006/picture">
-                  <pic:nvPicPr>
-                    <pic:cNvPr id="0" name="image1.png"/>
-                    <pic:cNvPicPr preferRelativeResize="0"/>
-                  </pic:nvPicPr>
-                  <pic:blipFill>
-                    <a:blip r:embed="rId8"/>
-                    <a:srcRect/>
-                    <a:stretch>
-                      <a:fillRect/>
-                    </a:stretch>
-                  </pic:blipFill>
-                  <pic:spPr>
-                    <a:xfrm>
-                      <a:off x="0" y="0"/>
-                      <a:ext cx="5731200" cy="6210300"/>
-                    </a:xfrm>
-                    <a:prstGeom prst="rect">
-                      <a:avLst/>
-                    </a:prstGeom>
-                    <a:ln/>
-                  </pic:spPr>
-                </pic:pic>
-              </a:graphicData>
-            </a:graphic>
+            <ns5:graphic>
+              <ns5:graphicData uri="http://schemas.openxmlformats.org/drawingml/2006/picture">
+                <ns6:pic>
+                  <ns6:nvPicPr>
+                    <ns6:cNvPr id="0" name="image1.png"/>
+                    <ns6:cNvPicPr preferRelativeResize="0"/>
+                  </ns6:nvPicPr>
+                  <ns6:blipFill>
+                    <ns5:blip r:embed="rId8"/>
+                    <ns5:srcRect/>
+                    <ns5:stretch>
+                      <ns5:fillRect/>
+                    </ns5:stretch>
+                  </ns6:blipFill>
+                  <ns6:spPr>
+                    <ns5:xfrm>
+                      <ns5:off x="0" y="0"/>
+                      <ns5:ext cx="5731200" cy="6210300"/>
+                    </ns5:xfrm>
+                    <ns5:prstGeom prst="rect">
+                      <ns5:avLst/>
+                    </ns5:prstGeom>
+                    <ns5:ln/>
+                  </ns6:spPr>
+                </ns6:pic>
+              </ns5:graphicData>
+            </ns5:graphic>
           </wp:inline>
         </w:drawing>
       </w:r>
